--- a/FASE 2/Evidencias Proyecto/Evidencias de documentación/05_Definition_of_Done.docx
+++ b/FASE 2/Evidencias Proyecto/Evidencias de documentación/05_Definition_of_Done.docx
@@ -100,7 +100,6 @@
           <w:szCs w:val="40"/>
         </w:rPr>
       </w:pPr>
-      <w:proofErr w:type="spellStart"/>
       <w:r>
         <w:rPr>
           <w:b/>
@@ -109,40 +108,7 @@
           <w:sz w:val="40"/>
           <w:szCs w:val="40"/>
         </w:rPr>
-        <w:t>Definition</w:t>
-      </w:r>
-      <w:proofErr w:type="spellEnd"/>
-      <w:r>
-        <w:rPr>
-          <w:b/>
-          <w:bCs/>
-          <w:color w:val="002060"/>
-          <w:sz w:val="40"/>
-          <w:szCs w:val="40"/>
-        </w:rPr>
-        <w:t xml:space="preserve"> </w:t>
-      </w:r>
-      <w:proofErr w:type="spellStart"/>
-      <w:r>
-        <w:rPr>
-          <w:b/>
-          <w:bCs/>
-          <w:color w:val="002060"/>
-          <w:sz w:val="40"/>
-          <w:szCs w:val="40"/>
-        </w:rPr>
-        <w:t>of</w:t>
-      </w:r>
-      <w:proofErr w:type="spellEnd"/>
-      <w:r>
-        <w:rPr>
-          <w:b/>
-          <w:bCs/>
-          <w:color w:val="002060"/>
-          <w:sz w:val="40"/>
-          <w:szCs w:val="40"/>
-        </w:rPr>
-        <w:t xml:space="preserve"> Done</w:t>
+        <w:t>Definition of Done</w:t>
       </w:r>
     </w:p>
     <w:p>
@@ -176,13 +142,13 @@
         <w:t>ersión 1.</w:t>
       </w:r>
       <w:r>
-        <w:t>1</w:t>
+        <w:t>2</w:t>
       </w:r>
       <w:r>
         <w:t xml:space="preserve">, vigente desde el Sprint </w:t>
       </w:r>
       <w:r>
-        <w:t>9</w:t>
+        <w:t>10</w:t>
       </w:r>
       <w:r>
         <w:t>.</w:t>
@@ -206,47 +172,7 @@
           <w:szCs w:val="28"/>
         </w:rPr>
         <w:lastRenderedPageBreak/>
-        <w:t xml:space="preserve">1. </w:t>
-      </w:r>
-      <w:proofErr w:type="spellStart"/>
-      <w:r>
-        <w:rPr>
-          <w:rFonts w:eastAsia="Arial" w:cs="Calibri"/>
-          <w:bCs/>
-          <w:color w:val="1F3864"/>
-          <w:szCs w:val="28"/>
-        </w:rPr>
-        <w:t>Definition</w:t>
-      </w:r>
-      <w:proofErr w:type="spellEnd"/>
-      <w:r>
-        <w:rPr>
-          <w:rFonts w:eastAsia="Arial" w:cs="Calibri"/>
-          <w:bCs/>
-          <w:color w:val="1F3864"/>
-          <w:szCs w:val="28"/>
-        </w:rPr>
-        <w:t xml:space="preserve"> </w:t>
-      </w:r>
-      <w:proofErr w:type="spellStart"/>
-      <w:r>
-        <w:rPr>
-          <w:rFonts w:eastAsia="Arial" w:cs="Calibri"/>
-          <w:bCs/>
-          <w:color w:val="1F3864"/>
-          <w:szCs w:val="28"/>
-        </w:rPr>
-        <w:t>of</w:t>
-      </w:r>
-      <w:proofErr w:type="spellEnd"/>
-      <w:r>
-        <w:rPr>
-          <w:rFonts w:eastAsia="Arial" w:cs="Calibri"/>
-          <w:bCs/>
-          <w:color w:val="1F3864"/>
-          <w:szCs w:val="28"/>
-        </w:rPr>
-        <w:t xml:space="preserve"> Done</w:t>
+        <w:t>1. Definition of Done</w:t>
       </w:r>
     </w:p>
     <w:p>
@@ -335,7 +261,6 @@
                 <w:szCs w:val="20"/>
               </w:rPr>
             </w:pPr>
-            <w:proofErr w:type="spellStart"/>
             <w:r>
               <w:rPr>
                 <w:rFonts w:eastAsia="Arial"/>
@@ -347,7 +272,6 @@
               </w:rPr>
               <w:t>N°</w:t>
             </w:r>
-            <w:proofErr w:type="spellEnd"/>
           </w:p>
         </w:tc>
         <w:tc>
@@ -609,43 +533,7 @@
                 <w:sz w:val="20"/>
                 <w:szCs w:val="20"/>
               </w:rPr>
-              <w:t xml:space="preserve">El cambio entra a la rama principal mediante un </w:t>
-            </w:r>
-            <w:proofErr w:type="spellStart"/>
-            <w:r>
-              <w:rPr>
-                <w:rFonts w:eastAsia="Arial"/>
-                <w:sz w:val="20"/>
-                <w:szCs w:val="20"/>
-              </w:rPr>
-              <w:t>pull</w:t>
-            </w:r>
-            <w:proofErr w:type="spellEnd"/>
-            <w:r>
-              <w:rPr>
-                <w:rFonts w:eastAsia="Arial"/>
-                <w:sz w:val="20"/>
-                <w:szCs w:val="20"/>
-              </w:rPr>
-              <w:t xml:space="preserve"> </w:t>
-            </w:r>
-            <w:proofErr w:type="spellStart"/>
-            <w:r>
-              <w:rPr>
-                <w:rFonts w:eastAsia="Arial"/>
-                <w:sz w:val="20"/>
-                <w:szCs w:val="20"/>
-              </w:rPr>
-              <w:t>request</w:t>
-            </w:r>
-            <w:proofErr w:type="spellEnd"/>
-            <w:r>
-              <w:rPr>
-                <w:rFonts w:eastAsia="Arial"/>
-                <w:sz w:val="20"/>
-                <w:szCs w:val="20"/>
-              </w:rPr>
-              <w:t xml:space="preserve"> revisado por el otro integrante.</w:t>
+              <w:t>El cambio entra a la rama principal mediante un pull request revisado por el otro integrante.</w:t>
             </w:r>
           </w:p>
         </w:tc>
@@ -680,79 +568,7 @@
                 <w:sz w:val="20"/>
                 <w:szCs w:val="20"/>
               </w:rPr>
-              <w:t xml:space="preserve">El historial del repositorio muestra el </w:t>
-            </w:r>
-            <w:proofErr w:type="spellStart"/>
-            <w:r>
-              <w:rPr>
-                <w:rFonts w:eastAsia="Arial"/>
-                <w:sz w:val="20"/>
-                <w:szCs w:val="20"/>
-              </w:rPr>
-              <w:t>pull</w:t>
-            </w:r>
-            <w:proofErr w:type="spellEnd"/>
-            <w:r>
-              <w:rPr>
-                <w:rFonts w:eastAsia="Arial"/>
-                <w:sz w:val="20"/>
-                <w:szCs w:val="20"/>
-              </w:rPr>
-              <w:t xml:space="preserve"> </w:t>
-            </w:r>
-            <w:proofErr w:type="spellStart"/>
-            <w:r>
-              <w:rPr>
-                <w:rFonts w:eastAsia="Arial"/>
-                <w:sz w:val="20"/>
-                <w:szCs w:val="20"/>
-              </w:rPr>
-              <w:t>request</w:t>
-            </w:r>
-            <w:proofErr w:type="spellEnd"/>
-            <w:r>
-              <w:rPr>
-                <w:rFonts w:eastAsia="Arial"/>
-                <w:sz w:val="20"/>
-                <w:szCs w:val="20"/>
-              </w:rPr>
-              <w:t xml:space="preserve"> aprobado. No se hacen </w:t>
-            </w:r>
-            <w:proofErr w:type="spellStart"/>
-            <w:r>
-              <w:rPr>
-                <w:rFonts w:eastAsia="Arial"/>
-                <w:sz w:val="20"/>
-                <w:szCs w:val="20"/>
-              </w:rPr>
-              <w:t>commits</w:t>
-            </w:r>
-            <w:proofErr w:type="spellEnd"/>
-            <w:r>
-              <w:rPr>
-                <w:rFonts w:eastAsia="Arial"/>
-                <w:sz w:val="20"/>
-                <w:szCs w:val="20"/>
-              </w:rPr>
-              <w:t xml:space="preserve"> directos a </w:t>
-            </w:r>
-            <w:proofErr w:type="spellStart"/>
-            <w:r>
-              <w:rPr>
-                <w:rFonts w:eastAsia="Arial"/>
-                <w:sz w:val="20"/>
-                <w:szCs w:val="20"/>
-              </w:rPr>
-              <w:t>main</w:t>
-            </w:r>
-            <w:proofErr w:type="spellEnd"/>
-            <w:r>
-              <w:rPr>
-                <w:rFonts w:eastAsia="Arial"/>
-                <w:sz w:val="20"/>
-                <w:szCs w:val="20"/>
-              </w:rPr>
-              <w:t>.</w:t>
+              <w:t>El historial del repositorio muestra el pull request aprobado. No se hacen commits directos a main.</w:t>
             </w:r>
           </w:p>
         </w:tc>
@@ -828,25 +644,7 @@
                 <w:sz w:val="20"/>
                 <w:szCs w:val="20"/>
               </w:rPr>
-              <w:t xml:space="preserve">Cada integrante hace </w:t>
-            </w:r>
-            <w:proofErr w:type="spellStart"/>
-            <w:r>
-              <w:rPr>
-                <w:rFonts w:eastAsia="Arial"/>
-                <w:sz w:val="20"/>
-                <w:szCs w:val="20"/>
-              </w:rPr>
-              <w:t>commit</w:t>
-            </w:r>
-            <w:proofErr w:type="spellEnd"/>
-            <w:r>
-              <w:rPr>
-                <w:rFonts w:eastAsia="Arial"/>
-                <w:sz w:val="20"/>
-                <w:szCs w:val="20"/>
-              </w:rPr>
-              <w:t xml:space="preserve"> con su propia cuenta de GitHub, y el mensaje empieza con el ID de la historia (por ejemplo "HU-06: registrar historial de disponibilidad").</w:t>
+              <w:t>Cada integrante hace commit con su propia cuenta de GitHub, y el mensaje empieza con el ID de la historia (por ejemplo "HU-06: registrar historial de disponibilidad").</w:t>
             </w:r>
           </w:p>
         </w:tc>
@@ -881,25 +679,7 @@
                 <w:sz w:val="20"/>
                 <w:szCs w:val="20"/>
               </w:rPr>
-              <w:t xml:space="preserve">El historial de </w:t>
-            </w:r>
-            <w:proofErr w:type="spellStart"/>
-            <w:r>
-              <w:rPr>
-                <w:rFonts w:eastAsia="Arial"/>
-                <w:sz w:val="20"/>
-                <w:szCs w:val="20"/>
-              </w:rPr>
-              <w:t>commits</w:t>
-            </w:r>
-            <w:proofErr w:type="spellEnd"/>
-            <w:r>
-              <w:rPr>
-                <w:rFonts w:eastAsia="Arial"/>
-                <w:sz w:val="20"/>
-                <w:szCs w:val="20"/>
-              </w:rPr>
-              <w:t xml:space="preserve"> permite reconstruir quién trabajó en cada historia, tal como pide la metodología (Guía 1.5, sección 5).</w:t>
+              <w:t>El historial de commits permite reconstruir quién trabajó en cada historia, tal como pide la metodología (Guía 1.5, sección 5).</w:t>
             </w:r>
           </w:p>
         </w:tc>
@@ -1004,115 +784,13 @@
                 <w:szCs w:val="20"/>
               </w:rPr>
             </w:pPr>
-            <w:proofErr w:type="spellStart"/>
-            <w:r>
-              <w:rPr>
-                <w:rFonts w:eastAsia="Arial"/>
-                <w:sz w:val="20"/>
-                <w:szCs w:val="20"/>
-              </w:rPr>
-              <w:t>node</w:t>
-            </w:r>
-            <w:proofErr w:type="spellEnd"/>
-            <w:r>
-              <w:rPr>
-                <w:rFonts w:eastAsia="Arial"/>
-                <w:sz w:val="20"/>
-                <w:szCs w:val="20"/>
-              </w:rPr>
-              <w:t xml:space="preserve"> --test termina sin fallos. Si la historia toca la jornada, la caja o el perfil del estudiante, también pasan </w:t>
-            </w:r>
-            <w:proofErr w:type="spellStart"/>
-            <w:r>
-              <w:rPr>
-                <w:rFonts w:eastAsia="Arial"/>
-                <w:sz w:val="20"/>
-                <w:szCs w:val="20"/>
-              </w:rPr>
-              <w:t>npm</w:t>
-            </w:r>
-            <w:proofErr w:type="spellEnd"/>
-            <w:r>
-              <w:rPr>
-                <w:rFonts w:eastAsia="Arial"/>
-                <w:sz w:val="20"/>
-                <w:szCs w:val="20"/>
-              </w:rPr>
-              <w:t xml:space="preserve"> run </w:t>
-            </w:r>
-            <w:proofErr w:type="spellStart"/>
-            <w:proofErr w:type="gramStart"/>
-            <w:r>
-              <w:rPr>
-                <w:rFonts w:eastAsia="Arial"/>
-                <w:sz w:val="20"/>
-                <w:szCs w:val="20"/>
-              </w:rPr>
-              <w:t>test:integracion</w:t>
-            </w:r>
-            <w:proofErr w:type="spellEnd"/>
-            <w:proofErr w:type="gramEnd"/>
-            <w:r>
-              <w:rPr>
-                <w:rFonts w:eastAsia="Arial"/>
-                <w:sz w:val="20"/>
-                <w:szCs w:val="20"/>
-              </w:rPr>
-              <w:t xml:space="preserve"> y </w:t>
-            </w:r>
-            <w:proofErr w:type="spellStart"/>
-            <w:r>
-              <w:rPr>
-                <w:rFonts w:eastAsia="Arial"/>
-                <w:sz w:val="20"/>
-                <w:szCs w:val="20"/>
-              </w:rPr>
-              <w:t>npm</w:t>
-            </w:r>
-            <w:proofErr w:type="spellEnd"/>
-            <w:r>
-              <w:rPr>
-                <w:rFonts w:eastAsia="Arial"/>
-                <w:sz w:val="20"/>
-                <w:szCs w:val="20"/>
-              </w:rPr>
-              <w:t xml:space="preserve"> run </w:t>
-            </w:r>
-            <w:proofErr w:type="spellStart"/>
-            <w:r>
-              <w:rPr>
-                <w:rFonts w:eastAsia="Arial"/>
-                <w:sz w:val="20"/>
-                <w:szCs w:val="20"/>
-              </w:rPr>
-              <w:t>test:estudiante</w:t>
-            </w:r>
-            <w:proofErr w:type="spellEnd"/>
-            <w:r>
-              <w:rPr>
-                <w:rFonts w:eastAsia="Arial"/>
-                <w:sz w:val="20"/>
-                <w:szCs w:val="20"/>
-              </w:rPr>
-              <w:t xml:space="preserve"> (corren contra la base de desarrollo, nunca contra datos reales). Cada caso nuevo lleva su ID (CP-</w:t>
-            </w:r>
-            <w:proofErr w:type="spellStart"/>
-            <w:r>
-              <w:rPr>
-                <w:rFonts w:eastAsia="Arial"/>
-                <w:sz w:val="20"/>
-                <w:szCs w:val="20"/>
-              </w:rPr>
-              <w:t>xxx</w:t>
-            </w:r>
-            <w:proofErr w:type="spellEnd"/>
-            <w:r>
-              <w:rPr>
-                <w:rFonts w:eastAsia="Arial"/>
-                <w:sz w:val="20"/>
-                <w:szCs w:val="20"/>
-              </w:rPr>
-              <w:t>) y está en el Plan de Pruebas.</w:t>
+            <w:r>
+              <w:rPr>
+                <w:rFonts w:eastAsia="Arial"/>
+                <w:sz w:val="20"/>
+                <w:szCs w:val="20"/>
+              </w:rPr>
+              <w:t>node --test termina sin fallos. Si la historia toca la jornada, la caja o el perfil del estudiante, también pasan npm run test:integracion y npm run test:estudiante (corren contra la base de desarrollo, nunca contra datos reales). Cada caso nuevo lleva su ID (CP-xxx) y está en el Plan de Pruebas.</w:t>
             </w:r>
           </w:p>
         </w:tc>
@@ -1223,25 +901,7 @@
                 <w:sz w:val="20"/>
                 <w:szCs w:val="20"/>
               </w:rPr>
-              <w:t xml:space="preserve">Hay al menos un caso de prueba con datos inválidos por cada </w:t>
-            </w:r>
-            <w:proofErr w:type="spellStart"/>
-            <w:r>
-              <w:rPr>
-                <w:rFonts w:eastAsia="Arial"/>
-                <w:sz w:val="20"/>
-                <w:szCs w:val="20"/>
-              </w:rPr>
-              <w:t>endpoint</w:t>
-            </w:r>
-            <w:proofErr w:type="spellEnd"/>
-            <w:r>
-              <w:rPr>
-                <w:rFonts w:eastAsia="Arial"/>
-                <w:sz w:val="20"/>
-                <w:szCs w:val="20"/>
-              </w:rPr>
-              <w:t xml:space="preserve"> nuevo.</w:t>
+              <w:t>Hay al menos un caso de prueba con datos inválidos por cada endpoint nuevo.</w:t>
             </w:r>
           </w:p>
         </w:tc>
@@ -1317,25 +977,7 @@
                 <w:sz w:val="20"/>
                 <w:szCs w:val="20"/>
               </w:rPr>
-              <w:t xml:space="preserve">Los permisos se validan en el </w:t>
-            </w:r>
-            <w:proofErr w:type="spellStart"/>
-            <w:r>
-              <w:rPr>
-                <w:rFonts w:eastAsia="Arial"/>
-                <w:sz w:val="20"/>
-                <w:szCs w:val="20"/>
-              </w:rPr>
-              <w:t>backend</w:t>
-            </w:r>
-            <w:proofErr w:type="spellEnd"/>
-            <w:r>
-              <w:rPr>
-                <w:rFonts w:eastAsia="Arial"/>
-                <w:sz w:val="20"/>
-                <w:szCs w:val="20"/>
-              </w:rPr>
-              <w:t>, no solo se ocultan en la interfaz.</w:t>
+              <w:t>Los permisos se validan en el backend, no solo se ocultan en la interfaz.</w:t>
             </w:r>
           </w:p>
         </w:tc>
@@ -1481,43 +1123,7 @@
                 <w:sz w:val="20"/>
                 <w:szCs w:val="20"/>
               </w:rPr>
-              <w:t xml:space="preserve">Sin calorías cargadas por alguien con permiso, la API entrega </w:t>
-            </w:r>
-            <w:proofErr w:type="spellStart"/>
-            <w:r>
-              <w:rPr>
-                <w:rFonts w:eastAsia="Arial"/>
-                <w:sz w:val="20"/>
-                <w:szCs w:val="20"/>
-              </w:rPr>
-              <w:t>null</w:t>
-            </w:r>
-            <w:proofErr w:type="spellEnd"/>
-            <w:r>
-              <w:rPr>
-                <w:rFonts w:eastAsia="Arial"/>
-                <w:sz w:val="20"/>
-                <w:szCs w:val="20"/>
-              </w:rPr>
-              <w:t xml:space="preserve"> y la interfaz muestra "No disponible". Los valores de </w:t>
-            </w:r>
-            <w:proofErr w:type="spellStart"/>
-            <w:r>
-              <w:rPr>
-                <w:rFonts w:eastAsia="Arial"/>
-                <w:sz w:val="20"/>
-                <w:szCs w:val="20"/>
-              </w:rPr>
-              <w:t>seed_demo.sql</w:t>
-            </w:r>
-            <w:proofErr w:type="spellEnd"/>
-            <w:r>
-              <w:rPr>
-                <w:rFonts w:eastAsia="Arial"/>
-                <w:sz w:val="20"/>
-                <w:szCs w:val="20"/>
-              </w:rPr>
-              <w:t xml:space="preserve"> se declaran como demostración.</w:t>
+              <w:t>Sin calorías cargadas por alguien con permiso, la API entrega null y la interfaz muestra "No disponible". Los valores de seed_demo.sql se declaran como demostración.</w:t>
             </w:r>
           </w:p>
         </w:tc>
@@ -1628,179 +1234,7 @@
                 <w:sz w:val="20"/>
                 <w:szCs w:val="20"/>
               </w:rPr>
-              <w:t xml:space="preserve">El </w:t>
-            </w:r>
-            <w:proofErr w:type="gramStart"/>
-            <w:r>
-              <w:rPr>
-                <w:rFonts w:eastAsia="Arial"/>
-                <w:sz w:val="20"/>
-                <w:szCs w:val="20"/>
-              </w:rPr>
-              <w:t>archivo .</w:t>
-            </w:r>
-            <w:proofErr w:type="spellStart"/>
-            <w:r>
-              <w:rPr>
-                <w:rFonts w:eastAsia="Arial"/>
-                <w:sz w:val="20"/>
-                <w:szCs w:val="20"/>
-              </w:rPr>
-              <w:t>env</w:t>
-            </w:r>
-            <w:proofErr w:type="spellEnd"/>
-            <w:proofErr w:type="gramEnd"/>
-            <w:r>
-              <w:rPr>
-                <w:rFonts w:eastAsia="Arial"/>
-                <w:sz w:val="20"/>
-                <w:szCs w:val="20"/>
-              </w:rPr>
-              <w:t xml:space="preserve"> está en .</w:t>
-            </w:r>
-            <w:proofErr w:type="spellStart"/>
-            <w:r>
-              <w:rPr>
-                <w:rFonts w:eastAsia="Arial"/>
-                <w:sz w:val="20"/>
-                <w:szCs w:val="20"/>
-              </w:rPr>
-              <w:t>gitignore</w:t>
-            </w:r>
-            <w:proofErr w:type="spellEnd"/>
-            <w:r>
-              <w:rPr>
-                <w:rFonts w:eastAsia="Arial"/>
-                <w:sz w:val="20"/>
-                <w:szCs w:val="20"/>
-              </w:rPr>
-              <w:t xml:space="preserve">, igual que la carpeta </w:t>
-            </w:r>
-            <w:proofErr w:type="spellStart"/>
-            <w:r>
-              <w:rPr>
-                <w:rFonts w:eastAsia="Arial"/>
-                <w:sz w:val="20"/>
-                <w:szCs w:val="20"/>
-              </w:rPr>
-              <w:t>uploads</w:t>
-            </w:r>
-            <w:proofErr w:type="spellEnd"/>
-            <w:r>
-              <w:rPr>
-                <w:rFonts w:eastAsia="Arial"/>
-                <w:sz w:val="20"/>
-                <w:szCs w:val="20"/>
-              </w:rPr>
-              <w:t xml:space="preserve">/. </w:t>
-            </w:r>
-            <w:proofErr w:type="gramStart"/>
-            <w:r>
-              <w:rPr>
-                <w:rFonts w:eastAsia="Arial"/>
-                <w:sz w:val="20"/>
-                <w:szCs w:val="20"/>
-              </w:rPr>
-              <w:t>Existen .</w:t>
-            </w:r>
-            <w:proofErr w:type="spellStart"/>
-            <w:r>
-              <w:rPr>
-                <w:rFonts w:eastAsia="Arial"/>
-                <w:sz w:val="20"/>
-                <w:szCs w:val="20"/>
-              </w:rPr>
-              <w:t>env</w:t>
-            </w:r>
-            <w:proofErr w:type="gramEnd"/>
-            <w:r>
-              <w:rPr>
-                <w:rFonts w:eastAsia="Arial"/>
-                <w:sz w:val="20"/>
-                <w:szCs w:val="20"/>
-              </w:rPr>
-              <w:t>.ejemplo</w:t>
-            </w:r>
-            <w:proofErr w:type="spellEnd"/>
-            <w:r>
-              <w:rPr>
-                <w:rFonts w:eastAsia="Arial"/>
-                <w:sz w:val="20"/>
-                <w:szCs w:val="20"/>
-              </w:rPr>
-              <w:t xml:space="preserve"> (</w:t>
-            </w:r>
-            <w:proofErr w:type="spellStart"/>
-            <w:r>
-              <w:rPr>
-                <w:rFonts w:eastAsia="Arial"/>
-                <w:sz w:val="20"/>
-                <w:szCs w:val="20"/>
-              </w:rPr>
-              <w:t>backend</w:t>
-            </w:r>
-            <w:proofErr w:type="spellEnd"/>
-            <w:r>
-              <w:rPr>
-                <w:rFonts w:eastAsia="Arial"/>
-                <w:sz w:val="20"/>
-                <w:szCs w:val="20"/>
-              </w:rPr>
-              <w:t>) y .</w:t>
-            </w:r>
-            <w:proofErr w:type="spellStart"/>
-            <w:r>
-              <w:rPr>
-                <w:rFonts w:eastAsia="Arial"/>
-                <w:sz w:val="20"/>
-                <w:szCs w:val="20"/>
-              </w:rPr>
-              <w:t>env.example</w:t>
-            </w:r>
-            <w:proofErr w:type="spellEnd"/>
-            <w:r>
-              <w:rPr>
-                <w:rFonts w:eastAsia="Arial"/>
-                <w:sz w:val="20"/>
-                <w:szCs w:val="20"/>
-              </w:rPr>
-              <w:t xml:space="preserve"> (</w:t>
-            </w:r>
-            <w:proofErr w:type="spellStart"/>
-            <w:r>
-              <w:rPr>
-                <w:rFonts w:eastAsia="Arial"/>
-                <w:sz w:val="20"/>
-                <w:szCs w:val="20"/>
-              </w:rPr>
-              <w:t>frontend</w:t>
-            </w:r>
-            <w:proofErr w:type="spellEnd"/>
-            <w:r>
-              <w:rPr>
-                <w:rFonts w:eastAsia="Arial"/>
-                <w:sz w:val="20"/>
-                <w:szCs w:val="20"/>
-              </w:rPr>
-              <w:t>) sin valores reales. El valor de JWT_SECRET del ejemplo empieza con "</w:t>
-            </w:r>
-            <w:proofErr w:type="spellStart"/>
-            <w:r>
-              <w:rPr>
-                <w:rFonts w:eastAsia="Arial"/>
-                <w:sz w:val="20"/>
-                <w:szCs w:val="20"/>
-              </w:rPr>
-              <w:t>cambia_esto</w:t>
-            </w:r>
-            <w:proofErr w:type="spellEnd"/>
-            <w:r>
-              <w:rPr>
-                <w:rFonts w:eastAsia="Arial"/>
-                <w:sz w:val="20"/>
-                <w:szCs w:val="20"/>
-              </w:rPr>
-              <w:t>".</w:t>
+              <w:t>El archivo .env está en .gitignore, igual que la carpeta uploads/. Existen .env.ejemplo (backend) y .env.example (frontend) sin valores reales. El valor de JWT_SECRET del ejemplo empieza con "cambia_esto".</w:t>
             </w:r>
           </w:p>
         </w:tc>
@@ -1841,6 +1275,7 @@
                 <w:sz w:val="20"/>
                 <w:szCs w:val="20"/>
               </w:rPr>
+              <w:lastRenderedPageBreak/>
               <w:t>9</w:t>
             </w:r>
           </w:p>
@@ -1911,43 +1346,15 @@
                 <w:sz w:val="20"/>
                 <w:szCs w:val="20"/>
               </w:rPr>
-              <w:t>Revisión manual registrada como caso de aceptación (PA-</w:t>
-            </w:r>
-            <w:proofErr w:type="spellStart"/>
-            <w:r>
-              <w:rPr>
-                <w:rFonts w:eastAsia="Arial"/>
-                <w:sz w:val="20"/>
-                <w:szCs w:val="20"/>
-              </w:rPr>
-              <w:t>xx</w:t>
-            </w:r>
-            <w:proofErr w:type="spellEnd"/>
-            <w:r>
-              <w:rPr>
-                <w:rFonts w:eastAsia="Arial"/>
-                <w:sz w:val="20"/>
-                <w:szCs w:val="20"/>
-              </w:rPr>
-              <w:t xml:space="preserve">) en el Plan de Pruebas. Si la pantalla es de la caja o de la cocina, se revisa también en una </w:t>
-            </w:r>
-            <w:proofErr w:type="spellStart"/>
-            <w:r>
-              <w:rPr>
-                <w:rFonts w:eastAsia="Arial"/>
-                <w:sz w:val="20"/>
-                <w:szCs w:val="20"/>
-              </w:rPr>
-              <w:t>tablet</w:t>
-            </w:r>
-            <w:proofErr w:type="spellEnd"/>
-            <w:r>
-              <w:rPr>
-                <w:rFonts w:eastAsia="Arial"/>
-                <w:sz w:val="20"/>
-                <w:szCs w:val="20"/>
-              </w:rPr>
-              <w:t>.</w:t>
+              <w:t>R</w:t>
+            </w:r>
+            <w:r>
+              <w:rPr>
+                <w:rFonts w:eastAsia="Arial"/>
+                <w:sz w:val="20"/>
+                <w:szCs w:val="20"/>
+              </w:rPr>
+              <w:t>evisión manual registrada como caso de aceptación PA-xx en el Plan de Pruebas (sección 5.1), en celular (360 a 414 px), tablet (768 px) y computador (1280 px o más), en modo claro y oscuro. Si la pantalla es de la caja o de la cocina, se revisa también en la tablet real.</w:t>
             </w:r>
           </w:p>
         </w:tc>
@@ -1988,7 +1395,6 @@
                 <w:sz w:val="20"/>
                 <w:szCs w:val="20"/>
               </w:rPr>
-              <w:lastRenderedPageBreak/>
               <w:t>10</w:t>
             </w:r>
           </w:p>
@@ -2059,43 +1465,7 @@
                 <w:sz w:val="20"/>
                 <w:szCs w:val="20"/>
               </w:rPr>
-              <w:t xml:space="preserve">Manual técnico si cambia la instalación, las variables de entorno o la API. README del </w:t>
-            </w:r>
-            <w:proofErr w:type="spellStart"/>
-            <w:r>
-              <w:rPr>
-                <w:rFonts w:eastAsia="Arial"/>
-                <w:sz w:val="20"/>
-                <w:szCs w:val="20"/>
-              </w:rPr>
-              <w:t>backend</w:t>
-            </w:r>
-            <w:proofErr w:type="spellEnd"/>
-            <w:r>
-              <w:rPr>
-                <w:rFonts w:eastAsia="Arial"/>
-                <w:sz w:val="20"/>
-                <w:szCs w:val="20"/>
-              </w:rPr>
-              <w:t xml:space="preserve"> o del </w:t>
-            </w:r>
-            <w:proofErr w:type="spellStart"/>
-            <w:r>
-              <w:rPr>
-                <w:rFonts w:eastAsia="Arial"/>
-                <w:sz w:val="20"/>
-                <w:szCs w:val="20"/>
-              </w:rPr>
-              <w:t>frontend</w:t>
-            </w:r>
-            <w:proofErr w:type="spellEnd"/>
-            <w:r>
-              <w:rPr>
-                <w:rFonts w:eastAsia="Arial"/>
-                <w:sz w:val="20"/>
-                <w:szCs w:val="20"/>
-              </w:rPr>
-              <w:t xml:space="preserve"> si cambia su estructura. Plan de Pruebas con los casos y sus resultados. Control de cambios si se modificó el alcance.</w:t>
+              <w:t>Manual técnico si cambia la instalación, las variables de entorno o la API. README del backend o del frontend si cambia su estructura. Plan de Pruebas con los casos y sus resultados. Control de cambios si se modificó el alcance.</w:t>
             </w:r>
           </w:p>
         </w:tc>
@@ -2407,25 +1777,7 @@
                 <w:sz w:val="18"/>
                 <w:szCs w:val="18"/>
               </w:rPr>
-              <w:t>La base guarda la marca (</w:t>
-            </w:r>
-            <w:proofErr w:type="spellStart"/>
-            <w:r>
-              <w:rPr>
-                <w:rFonts w:eastAsia="Arial"/>
-                <w:sz w:val="18"/>
-                <w:szCs w:val="18"/>
-              </w:rPr>
-              <w:t>origen_dato</w:t>
-            </w:r>
-            <w:proofErr w:type="spellEnd"/>
-            <w:r>
-              <w:rPr>
-                <w:rFonts w:eastAsia="Arial"/>
-                <w:sz w:val="18"/>
-                <w:szCs w:val="18"/>
-              </w:rPr>
-              <w:t xml:space="preserve"> "simulado" u observación "dato simulado"). El panel de análisis y el de predicción muestran el aviso cuando hay datos simulados en el rango.</w:t>
+              <w:t>La base guarda la marca (origen_dato "simulado" u observación "dato simulado"). El panel de análisis y el de predicción muestran el aviso cuando hay datos simulados en el rango.</w:t>
             </w:r>
           </w:p>
         </w:tc>
@@ -2643,25 +1995,7 @@
           <w:sz w:val="20"/>
           <w:szCs w:val="20"/>
         </w:rPr>
-        <w:t xml:space="preserve">Los dos integrantes tienen </w:t>
-      </w:r>
-      <w:proofErr w:type="spellStart"/>
-      <w:r>
-        <w:rPr>
-          <w:rFonts w:eastAsia="Arial"/>
-          <w:sz w:val="20"/>
-          <w:szCs w:val="20"/>
-        </w:rPr>
-        <w:t>commits</w:t>
-      </w:r>
-      <w:proofErr w:type="spellEnd"/>
-      <w:r>
-        <w:rPr>
-          <w:rFonts w:eastAsia="Arial"/>
-          <w:sz w:val="20"/>
-          <w:szCs w:val="20"/>
-        </w:rPr>
-        <w:t xml:space="preserve"> propios en el sprint. Si el reparto es muy desigual, se revisa en la retrospectiva y se acuerda cómo corregirlo.</w:t>
+        <w:t>Los dos integrantes tienen commits propios en el sprint. Si el reparto es muy desigual, se revisa en la retrospectiva y se acuerda cómo corregirlo.</w:t>
       </w:r>
     </w:p>
     <w:p>
@@ -2700,39 +2034,7 @@
           <w:sz w:val="20"/>
           <w:szCs w:val="20"/>
         </w:rPr>
-        <w:t xml:space="preserve">El README del </w:t>
-      </w:r>
-      <w:proofErr w:type="spellStart"/>
-      <w:r>
-        <w:rPr>
-          <w:sz w:val="20"/>
-          <w:szCs w:val="20"/>
-        </w:rPr>
-        <w:t>backend</w:t>
-      </w:r>
-      <w:proofErr w:type="spellEnd"/>
-      <w:r>
-        <w:rPr>
-          <w:sz w:val="20"/>
-          <w:szCs w:val="20"/>
-        </w:rPr>
-        <w:t xml:space="preserve"> y el del </w:t>
-      </w:r>
-      <w:proofErr w:type="spellStart"/>
-      <w:r>
-        <w:rPr>
-          <w:sz w:val="20"/>
-          <w:szCs w:val="20"/>
-        </w:rPr>
-        <w:t>frontend</w:t>
-      </w:r>
-      <w:proofErr w:type="spellEnd"/>
-      <w:r>
-        <w:rPr>
-          <w:sz w:val="20"/>
-          <w:szCs w:val="20"/>
-        </w:rPr>
-        <w:t xml:space="preserve"> describen lo que se entregó en el sprint.</w:t>
+        <w:t>El README del backend y el del frontend describen lo que se entregó en el sprint.</w:t>
       </w:r>
     </w:p>
     <w:p>
@@ -2818,43 +2120,7 @@
           <w:sz w:val="20"/>
           <w:szCs w:val="20"/>
         </w:rPr>
-        <w:t xml:space="preserve">La documentación está completa y es coherente con el código: </w:t>
-      </w:r>
-      <w:proofErr w:type="spellStart"/>
-      <w:r>
-        <w:rPr>
-          <w:rFonts w:eastAsia="Arial"/>
-          <w:sz w:val="20"/>
-          <w:szCs w:val="20"/>
-        </w:rPr>
-        <w:t>Product</w:t>
-      </w:r>
-      <w:proofErr w:type="spellEnd"/>
-      <w:r>
-        <w:rPr>
-          <w:rFonts w:eastAsia="Arial"/>
-          <w:sz w:val="20"/>
-          <w:szCs w:val="20"/>
-        </w:rPr>
-        <w:t xml:space="preserve"> </w:t>
-      </w:r>
-      <w:proofErr w:type="spellStart"/>
-      <w:r>
-        <w:rPr>
-          <w:rFonts w:eastAsia="Arial"/>
-          <w:sz w:val="20"/>
-          <w:szCs w:val="20"/>
-        </w:rPr>
-        <w:t>Vision</w:t>
-      </w:r>
-      <w:proofErr w:type="spellEnd"/>
-      <w:r>
-        <w:rPr>
-          <w:rFonts w:eastAsia="Arial"/>
-          <w:sz w:val="20"/>
-          <w:szCs w:val="20"/>
-        </w:rPr>
-        <w:t>, Especificación, Arquitectura, Manual técnico, Plan de Pruebas, diagramas UML y actas de retrospectiva.</w:t>
+        <w:t>La documentación está completa y es coherente con el código: Product Vision, Especificación, Arquitectura, Manual técnico, Plan de Pruebas, diagramas UML y actas de retrospectiva.</w:t>
       </w:r>
     </w:p>
     <w:p>
@@ -2873,6 +2139,7 @@
           <w:sz w:val="20"/>
           <w:szCs w:val="20"/>
         </w:rPr>
+        <w:lastRenderedPageBreak/>
         <w:t>El repositorio muestra el aporte individual de cada integrante.</w:t>
       </w:r>
     </w:p>
@@ -2944,7 +2211,6 @@
         <w:pStyle w:val="Ttulo1"/>
       </w:pPr>
       <w:r>
-        <w:lastRenderedPageBreak/>
         <w:t>5. Qué no cuenta como terminado</w:t>
       </w:r>
     </w:p>
@@ -3121,53 +2387,44 @@
           <w:sz w:val="20"/>
           <w:szCs w:val="20"/>
         </w:rPr>
-        <w:t xml:space="preserve">as historias de los </w:t>
-      </w:r>
-      <w:proofErr w:type="spellStart"/>
+        <w:t>as historias de los sprints 4 a 9 se evaluaron con la versión 1.0</w:t>
+      </w:r>
       <w:r>
         <w:rPr>
           <w:sz w:val="20"/>
           <w:szCs w:val="20"/>
         </w:rPr>
-        <w:t>sprints</w:t>
-      </w:r>
-      <w:proofErr w:type="spellEnd"/>
+        <w:t>, l</w:t>
+      </w:r>
       <w:r>
         <w:rPr>
           <w:sz w:val="20"/>
           <w:szCs w:val="20"/>
         </w:rPr>
-        <w:t xml:space="preserve"> 4 a 9 se evaluaron con la versión 1.0</w:t>
-      </w:r>
-      <w:r>
+        <w:t>os criterios nuevos rigen desde el Sprint 10, y lo que falte de los sprints anteriores se anota como pendiente en el tablero.</w:t>
+      </w:r>
+    </w:p>
+    <w:p>
+      <w:pPr>
+        <w:spacing w:after="120" w:line="360" w:lineRule="auto"/>
         <w:rPr>
           <w:sz w:val="20"/>
           <w:szCs w:val="20"/>
         </w:rPr>
-        <w:t>, l</w:t>
-      </w:r>
+      </w:pPr>
       <w:r>
         <w:rPr>
           <w:sz w:val="20"/>
           <w:szCs w:val="20"/>
         </w:rPr>
-        <w:t xml:space="preserve">os criterios nuevos rigen desde el Sprint 10, y lo que falte de los </w:t>
-      </w:r>
-      <w:proofErr w:type="spellStart"/>
+        <w:t>La versión 1.2 precisa el criterio 9 con los anchos de pantalla y el registro de los casos</w:t>
+      </w:r>
       <w:r>
         <w:rPr>
           <w:sz w:val="20"/>
           <w:szCs w:val="20"/>
         </w:rPr>
-        <w:t>sprints</w:t>
-      </w:r>
-      <w:proofErr w:type="spellEnd"/>
-      <w:r>
-        <w:rPr>
-          <w:sz w:val="20"/>
-          <w:szCs w:val="20"/>
-        </w:rPr>
-        <w:t xml:space="preserve"> anteriores se anota como pendiente en el tablero.</w:t>
+        <w:t>.</w:t>
       </w:r>
     </w:p>
     <w:p/>
